--- a/assets/CV.docx
+++ b/assets/CV.docx
@@ -320,6 +320,11 @@
           <w:p>
             <w:pPr>
               <w:pStyle w:val="Adres"/>
+              <w:rPr>
+                <w:sz w:val="28"/>
+                <w:szCs w:val="32"/>
+                <w:lang w:bidi="nl-NL"/>
+              </w:rPr>
             </w:pPr>
           </w:p>
           <w:p>
@@ -345,9 +350,6 @@
             <w:r>
               <w:t>2023-</w:t>
             </w:r>
-            <w:r>
-              <w:t>2026</w:t>
-            </w:r>
           </w:p>
           <w:p>
             <w:pPr>
@@ -355,6 +357,43 @@
             </w:pPr>
             <w:r>
               <w:t>Propedeuse behaald</w:t>
+            </w:r>
+          </w:p>
+          <w:p>
+            <w:pPr>
+              <w:pStyle w:val="Adres"/>
+            </w:pPr>
+          </w:p>
+          <w:p>
+            <w:pPr>
+              <w:pStyle w:val="Adres"/>
+            </w:pPr>
+            <w:r>
+              <w:t>IRP/WOSI, Amsterdam</w:t>
+            </w:r>
+          </w:p>
+          <w:p>
+            <w:pPr>
+              <w:pStyle w:val="Adres"/>
+            </w:pPr>
+            <w:r>
+              <w:t>Stage voor HBO-ICT</w:t>
+            </w:r>
+          </w:p>
+          <w:p>
+            <w:pPr>
+              <w:pStyle w:val="Adres"/>
+            </w:pPr>
+            <w:r>
+              <w:t>2025</w:t>
+            </w:r>
+          </w:p>
+          <w:p>
+            <w:pPr>
+              <w:pStyle w:val="Adres"/>
+            </w:pPr>
+            <w:r>
+              <w:t>Stage behaald</w:t>
             </w:r>
           </w:p>
           <w:p>
@@ -661,6 +700,7 @@
               <w:pStyle w:val="Adres"/>
             </w:pPr>
             <w:r>
+              <w:lastRenderedPageBreak/>
               <w:t xml:space="preserve">Ik heb ook een goed leervermogen. Zo moest ik aan het begin van </w:t>
             </w:r>
             <w:r>
@@ -682,7 +722,6 @@
                 <w:sz w:val="28"/>
                 <w:szCs w:val="32"/>
               </w:rPr>
-              <w:lastRenderedPageBreak/>
               <w:t>Hobby’s</w:t>
             </w:r>
           </w:p>
@@ -2015,6 +2054,7 @@
     <w:rsid w:val="00546DA5"/>
     <w:rsid w:val="00627986"/>
     <w:rsid w:val="006355AD"/>
+    <w:rsid w:val="006F0E31"/>
     <w:rsid w:val="008673B8"/>
     <w:rsid w:val="009422B1"/>
     <w:rsid w:val="009A6B7C"/>
@@ -2024,6 +2064,7 @@
     <w:rsid w:val="00BF2152"/>
     <w:rsid w:val="00CA7662"/>
     <w:rsid w:val="00CC4AD4"/>
+    <w:rsid w:val="00DB5C21"/>
     <w:rsid w:val="00E32238"/>
     <w:rsid w:val="00E81878"/>
     <w:rsid w:val="00FC1F33"/>
@@ -2828,12 +2869,11 @@
 </file>
 
 <file path=customXml/item1.xml><?xml version="1.0" encoding="utf-8"?>
-<?mso-contentType ?>
-<FormTemplates xmlns="http://schemas.microsoft.com/sharepoint/v3/contenttype/forms">
-  <Display>DocumentLibraryForm</Display>
-  <Edit>DocumentLibraryForm</Edit>
-  <New>DocumentLibraryForm</New>
-</FormTemplates>
+<p:properties xmlns:p="http://schemas.microsoft.com/office/2006/metadata/properties" xmlns:xsi="http://www.w3.org/2001/XMLSchema-instance" xmlns:pc="http://schemas.microsoft.com/office/infopath/2007/PartnerControls">
+  <documentManagement>
+    <MediaServiceKeyPoints xmlns="71af3243-3dd4-4a8d-8c0d-dd76da1f02a5" xsi:nil="true"/>
+  </documentManagement>
+</p:properties>
 </file>
 
 <file path=customXml/item2.xml><?xml version="1.0" encoding="utf-8"?>
@@ -3048,17 +3088,20 @@
 </file>
 
 <file path=customXml/item3.xml><?xml version="1.0" encoding="utf-8"?>
-<p:properties xmlns:p="http://schemas.microsoft.com/office/2006/metadata/properties" xmlns:xsi="http://www.w3.org/2001/XMLSchema-instance" xmlns:pc="http://schemas.microsoft.com/office/infopath/2007/PartnerControls">
-  <documentManagement>
-    <MediaServiceKeyPoints xmlns="71af3243-3dd4-4a8d-8c0d-dd76da1f02a5" xsi:nil="true"/>
-  </documentManagement>
-</p:properties>
+<?mso-contentType ?>
+<FormTemplates xmlns="http://schemas.microsoft.com/sharepoint/v3/contenttype/forms">
+  <Display>DocumentLibraryForm</Display>
+  <Edit>DocumentLibraryForm</Edit>
+  <New>DocumentLibraryForm</New>
+</FormTemplates>
 </file>
 
 <file path=customXml/itemProps1.xml><?xml version="1.0" encoding="utf-8"?>
-<ds:datastoreItem xmlns:ds="http://schemas.openxmlformats.org/officeDocument/2006/customXml" ds:itemID="{3630FBCC-A926-441F-A1DD-7C612FD88149}">
+<ds:datastoreItem xmlns:ds="http://schemas.openxmlformats.org/officeDocument/2006/customXml" ds:itemID="{B7B03C41-7C44-40A7-B0F9-10640F9D80B5}">
   <ds:schemaRefs>
-    <ds:schemaRef ds:uri="http://schemas.microsoft.com/sharepoint/v3/contenttype/forms"/>
+    <ds:schemaRef ds:uri="http://schemas.microsoft.com/office/2006/metadata/properties"/>
+    <ds:schemaRef ds:uri="http://schemas.microsoft.com/office/infopath/2007/PartnerControls"/>
+    <ds:schemaRef ds:uri="71af3243-3dd4-4a8d-8c0d-dd76da1f02a5"/>
   </ds:schemaRefs>
 </ds:datastoreItem>
 </file>
@@ -3083,11 +3126,9 @@
 </file>
 
 <file path=customXml/itemProps3.xml><?xml version="1.0" encoding="utf-8"?>
-<ds:datastoreItem xmlns:ds="http://schemas.openxmlformats.org/officeDocument/2006/customXml" ds:itemID="{B7B03C41-7C44-40A7-B0F9-10640F9D80B5}">
+<ds:datastoreItem xmlns:ds="http://schemas.openxmlformats.org/officeDocument/2006/customXml" ds:itemID="{3630FBCC-A926-441F-A1DD-7C612FD88149}">
   <ds:schemaRefs>
-    <ds:schemaRef ds:uri="http://schemas.microsoft.com/office/2006/metadata/properties"/>
-    <ds:schemaRef ds:uri="http://schemas.microsoft.com/office/infopath/2007/PartnerControls"/>
-    <ds:schemaRef ds:uri="71af3243-3dd4-4a8d-8c0d-dd76da1f02a5"/>
+    <ds:schemaRef ds:uri="http://schemas.microsoft.com/sharepoint/v3/contenttype/forms"/>
   </ds:schemaRefs>
 </ds:datastoreItem>
 </file>